--- a/miniproject3/Report for miniproject 3.docx
+++ b/miniproject3/Report for miniproject 3.docx
@@ -49,7 +49,7 @@
           <w:sz w:val="40"/>
           <w:szCs w:val="40"/>
         </w:rPr>
-        <w:t>2</w:t>
+        <w:t>3</w:t>
       </w:r>
     </w:p>
     <w:p>
@@ -1208,14 +1208,12 @@
                 <w:rFonts w:ascii="Times New Roman" w:hAnsi="Times New Roman" w:cs="Times New Roman"/>
               </w:rPr>
             </w:pPr>
-            <w:proofErr w:type="spellStart"/>
             <w:r>
               <w:rPr>
                 <w:rFonts w:ascii="Times New Roman" w:hAnsi="Times New Roman" w:cs="Times New Roman"/>
               </w:rPr>
               <w:t>TimeTable</w:t>
             </w:r>
-            <w:proofErr w:type="spellEnd"/>
           </w:p>
         </w:tc>
         <w:tc>
@@ -1514,7 +1512,7 @@
         </w:rPr>
         <w:t xml:space="preserve"> The medium used in this system is </w:t>
       </w:r>
-      <w:proofErr w:type="spellStart"/>
+      <w:proofErr w:type="gramStart"/>
       <w:r>
         <w:rPr>
           <w:rFonts w:ascii="Times New Roman" w:hAnsi="Times New Roman" w:cs="Times New Roman"/>
@@ -1523,7 +1521,7 @@
         </w:rPr>
         <w:t>Modelica.Media.Water.StandardWater</w:t>
       </w:r>
-      <w:proofErr w:type="spellEnd"/>
+      <w:proofErr w:type="gramEnd"/>
     </w:p>
     <w:p>
       <w:pPr>
@@ -1811,25 +1809,7 @@
           <w:sz w:val="28"/>
           <w:szCs w:val="28"/>
         </w:rPr>
-        <w:t xml:space="preserve"> the loss may apply for the water, this model set the </w:t>
-      </w:r>
-      <w:proofErr w:type="spellStart"/>
-      <w:r>
-        <w:rPr>
-          <w:rFonts w:ascii="Times New Roman" w:hAnsi="Times New Roman" w:cs="Times New Roman"/>
-          <w:sz w:val="28"/>
-          <w:szCs w:val="28"/>
-        </w:rPr>
-        <w:t>head_nominal</w:t>
-      </w:r>
-      <w:proofErr w:type="spellEnd"/>
-      <w:r>
-        <w:rPr>
-          <w:rFonts w:ascii="Times New Roman" w:hAnsi="Times New Roman" w:cs="Times New Roman"/>
-          <w:sz w:val="28"/>
-          <w:szCs w:val="28"/>
-        </w:rPr>
-        <w:t xml:space="preserve"> to </w:t>
+        <w:t xml:space="preserve"> the loss may apply for the water, this model set the head_nominal to </w:t>
       </w:r>
       <w:r>
         <w:rPr>
@@ -2063,7 +2043,25 @@
           <w:sz w:val="32"/>
           <w:szCs w:val="32"/>
         </w:rPr>
-        <w:t xml:space="preserve"> 50 mm as diameter. The height here, as per request by assignment, is set to </w:t>
+        <w:t xml:space="preserve"> 50 mm </w:t>
+      </w:r>
+      <w:proofErr w:type="gramStart"/>
+      <w:r>
+        <w:rPr>
+          <w:rFonts w:ascii="Times New Roman" w:hAnsi="Times New Roman" w:cs="Times New Roman"/>
+          <w:sz w:val="32"/>
+          <w:szCs w:val="32"/>
+        </w:rPr>
+        <w:t>as</w:t>
+      </w:r>
+      <w:proofErr w:type="gramEnd"/>
+      <w:r>
+        <w:rPr>
+          <w:rFonts w:ascii="Times New Roman" w:hAnsi="Times New Roman" w:cs="Times New Roman"/>
+          <w:sz w:val="32"/>
+          <w:szCs w:val="32"/>
+        </w:rPr>
+        <w:t xml:space="preserve"> diameter. The height here, as per request by assignment, is set to </w:t>
       </w:r>
       <w:r>
         <w:rPr>
@@ -2445,7 +2443,16 @@
           <w:sz w:val="28"/>
           <w:szCs w:val="28"/>
         </w:rPr>
-        <w:t xml:space="preserve"> (10% of the total volume)</w:t>
+        <w:t xml:space="preserve"> (10% of the total volume</w:t>
+      </w:r>
+      <w:proofErr w:type="gramStart"/>
+      <w:r>
+        <w:rPr>
+          <w:rFonts w:ascii="Times New Roman" w:hAnsi="Times New Roman" w:cs="Times New Roman"/>
+          <w:sz w:val="28"/>
+          <w:szCs w:val="28"/>
+        </w:rPr>
+        <w:t>)</w:t>
       </w:r>
       <w:r>
         <w:rPr>
@@ -2469,7 +2476,16 @@
           <w:sz w:val="32"/>
           <w:szCs w:val="32"/>
         </w:rPr>
-        <w:t xml:space="preserve">and will stop pumping water when volume is greater than </w:t>
+        <w:t>and</w:t>
+      </w:r>
+      <w:proofErr w:type="gramEnd"/>
+      <w:r>
+        <w:rPr>
+          <w:rFonts w:ascii="Times New Roman" w:hAnsi="Times New Roman" w:cs="Times New Roman"/>
+          <w:sz w:val="32"/>
+          <w:szCs w:val="32"/>
+        </w:rPr>
+        <w:t xml:space="preserve"> will stop pumping water when volume is greater than </w:t>
       </w:r>
       <w:r>
         <w:rPr>
@@ -2527,7 +2543,16 @@
           <w:sz w:val="28"/>
           <w:szCs w:val="28"/>
         </w:rPr>
-        <w:t>(95% of the total volume)</w:t>
+        <w:t>(95% of the total volume</w:t>
+      </w:r>
+      <w:proofErr w:type="gramStart"/>
+      <w:r>
+        <w:rPr>
+          <w:rFonts w:ascii="Times New Roman" w:hAnsi="Times New Roman" w:cs="Times New Roman"/>
+          <w:sz w:val="28"/>
+          <w:szCs w:val="28"/>
+        </w:rPr>
+        <w:t>)</w:t>
       </w:r>
       <w:r>
         <w:rPr>
@@ -2543,7 +2568,16 @@
           <w:sz w:val="32"/>
           <w:szCs w:val="32"/>
         </w:rPr>
-        <w:t xml:space="preserve">this is realized by combination of </w:t>
+        <w:t>this</w:t>
+      </w:r>
+      <w:proofErr w:type="gramEnd"/>
+      <w:r>
+        <w:rPr>
+          <w:rFonts w:ascii="Times New Roman" w:hAnsi="Times New Roman" w:cs="Times New Roman"/>
+          <w:sz w:val="32"/>
+          <w:szCs w:val="32"/>
+        </w:rPr>
+        <w:t xml:space="preserve"> is realized by combination of </w:t>
       </w:r>
       <w:r>
         <w:rPr>
@@ -3008,8 +3042,18 @@
           <w:sz w:val="32"/>
           <w:szCs w:val="32"/>
         </w:rPr>
-        <w:t>ser 1’s peak load occurs in</w:t>
-      </w:r>
+        <w:t xml:space="preserve">ser 1’s peak load occurs </w:t>
+      </w:r>
+      <w:proofErr w:type="gramStart"/>
+      <w:r>
+        <w:rPr>
+          <w:rFonts w:ascii="Times New Roman" w:hAnsi="Times New Roman" w:cs="Times New Roman"/>
+          <w:sz w:val="32"/>
+          <w:szCs w:val="32"/>
+        </w:rPr>
+        <w:t>in</w:t>
+      </w:r>
+      <w:proofErr w:type="gramEnd"/>
       <w:r>
         <w:rPr>
           <w:rFonts w:ascii="Times New Roman" w:hAnsi="Times New Roman" w:cs="Times New Roman"/>
@@ -3072,7 +3116,25 @@
           <w:sz w:val="32"/>
           <w:szCs w:val="32"/>
         </w:rPr>
-        <w:t xml:space="preserve">user 2’s peak load occurs in </w:t>
+        <w:t xml:space="preserve">user 2’s peak load occurs </w:t>
+      </w:r>
+      <w:proofErr w:type="gramStart"/>
+      <w:r>
+        <w:rPr>
+          <w:rFonts w:ascii="Times New Roman" w:hAnsi="Times New Roman" w:cs="Times New Roman"/>
+          <w:sz w:val="32"/>
+          <w:szCs w:val="32"/>
+        </w:rPr>
+        <w:t>in</w:t>
+      </w:r>
+      <w:proofErr w:type="gramEnd"/>
+      <w:r>
+        <w:rPr>
+          <w:rFonts w:ascii="Times New Roman" w:hAnsi="Times New Roman" w:cs="Times New Roman"/>
+          <w:sz w:val="32"/>
+          <w:szCs w:val="32"/>
+        </w:rPr>
+        <w:t xml:space="preserve"> </w:t>
       </w:r>
       <w:r>
         <w:rPr>
@@ -3178,6 +3240,7 @@
         </w:rPr>
         <w:t xml:space="preserve"> </w:t>
       </w:r>
+      <w:proofErr w:type="gramStart"/>
       <w:r>
         <w:rPr>
           <w:rFonts w:ascii="Times New Roman" w:hAnsi="Times New Roman" w:cs="Times New Roman"/>
@@ -3186,6 +3249,7 @@
         </w:rPr>
         <w:t>demand</w:t>
       </w:r>
+      <w:proofErr w:type="gramEnd"/>
       <w:r>
         <w:rPr>
           <w:rFonts w:ascii="Times New Roman" w:hAnsi="Times New Roman" w:cs="Times New Roman"/>
@@ -3375,7 +3439,25 @@
           <w:sz w:val="32"/>
           <w:szCs w:val="32"/>
         </w:rPr>
-        <w:t xml:space="preserve">From these result graph, we can also find that </w:t>
+        <w:t xml:space="preserve">From these result </w:t>
+      </w:r>
+      <w:proofErr w:type="gramStart"/>
+      <w:r>
+        <w:rPr>
+          <w:rFonts w:ascii="Times New Roman" w:hAnsi="Times New Roman" w:cs="Times New Roman"/>
+          <w:sz w:val="32"/>
+          <w:szCs w:val="32"/>
+        </w:rPr>
+        <w:t>graph</w:t>
+      </w:r>
+      <w:proofErr w:type="gramEnd"/>
+      <w:r>
+        <w:rPr>
+          <w:rFonts w:ascii="Times New Roman" w:hAnsi="Times New Roman" w:cs="Times New Roman"/>
+          <w:sz w:val="32"/>
+          <w:szCs w:val="32"/>
+        </w:rPr>
+        <w:t xml:space="preserve">, we can also find that </w:t>
       </w:r>
       <w:r>
         <w:rPr>
@@ -3385,14 +3467,34 @@
         </w:rPr>
         <w:t xml:space="preserve">when facing a load peak, it takes a little bit longer for system to </w:t>
       </w:r>
-      <w:r>
-        <w:rPr>
-          <w:rFonts w:ascii="Times New Roman" w:hAnsi="Times New Roman" w:cs="Times New Roman"/>
-          <w:sz w:val="32"/>
-          <w:szCs w:val="32"/>
-        </w:rPr>
-        <w:t>raising the volume in water tank. Overall</w:t>
-      </w:r>
+      <w:proofErr w:type="gramStart"/>
+      <w:r>
+        <w:rPr>
+          <w:rFonts w:ascii="Times New Roman" w:hAnsi="Times New Roman" w:cs="Times New Roman"/>
+          <w:sz w:val="32"/>
+          <w:szCs w:val="32"/>
+        </w:rPr>
+        <w:t>raising</w:t>
+      </w:r>
+      <w:proofErr w:type="gramEnd"/>
+      <w:r>
+        <w:rPr>
+          <w:rFonts w:ascii="Times New Roman" w:hAnsi="Times New Roman" w:cs="Times New Roman"/>
+          <w:sz w:val="32"/>
+          <w:szCs w:val="32"/>
+        </w:rPr>
+        <w:t xml:space="preserve"> the volume in water tank. </w:t>
+      </w:r>
+      <w:proofErr w:type="gramStart"/>
+      <w:r>
+        <w:rPr>
+          <w:rFonts w:ascii="Times New Roman" w:hAnsi="Times New Roman" w:cs="Times New Roman"/>
+          <w:sz w:val="32"/>
+          <w:szCs w:val="32"/>
+        </w:rPr>
+        <w:t>Overall</w:t>
+      </w:r>
+      <w:proofErr w:type="gramEnd"/>
       <w:r>
         <w:rPr>
           <w:rFonts w:ascii="Times New Roman" w:hAnsi="Times New Roman" w:cs="Times New Roman"/>
@@ -3407,7 +3509,25 @@
           <w:sz w:val="32"/>
           <w:szCs w:val="32"/>
         </w:rPr>
-        <w:t xml:space="preserve">still bounce back </w:t>
+        <w:t xml:space="preserve">still </w:t>
+      </w:r>
+      <w:proofErr w:type="gramStart"/>
+      <w:r>
+        <w:rPr>
+          <w:rFonts w:ascii="Times New Roman" w:hAnsi="Times New Roman" w:cs="Times New Roman"/>
+          <w:sz w:val="32"/>
+          <w:szCs w:val="32"/>
+        </w:rPr>
+        <w:t>bounce</w:t>
+      </w:r>
+      <w:proofErr w:type="gramEnd"/>
+      <w:r>
+        <w:rPr>
+          <w:rFonts w:ascii="Times New Roman" w:hAnsi="Times New Roman" w:cs="Times New Roman"/>
+          <w:sz w:val="32"/>
+          <w:szCs w:val="32"/>
+        </w:rPr>
+        <w:t xml:space="preserve"> back </w:t>
       </w:r>
       <w:r>
         <w:rPr>
@@ -3417,31 +3537,23 @@
         </w:rPr>
         <w:t xml:space="preserve">rather </w:t>
       </w:r>
-      <w:r>
-        <w:rPr>
-          <w:rFonts w:ascii="Times New Roman" w:hAnsi="Times New Roman" w:cs="Times New Roman"/>
-          <w:sz w:val="32"/>
-          <w:szCs w:val="32"/>
-        </w:rPr>
-        <w:t xml:space="preserve">quick, so this system should be capable for the task demand by </w:t>
-      </w:r>
-      <w:proofErr w:type="spellStart"/>
-      <w:r>
-        <w:rPr>
-          <w:rFonts w:ascii="Times New Roman" w:hAnsi="Times New Roman" w:cs="Times New Roman"/>
-          <w:sz w:val="32"/>
-          <w:szCs w:val="32"/>
-        </w:rPr>
-        <w:t>MiniProject</w:t>
-      </w:r>
-      <w:proofErr w:type="spellEnd"/>
-      <w:r>
-        <w:rPr>
-          <w:rFonts w:ascii="Times New Roman" w:hAnsi="Times New Roman" w:cs="Times New Roman"/>
-          <w:sz w:val="32"/>
-          <w:szCs w:val="32"/>
-        </w:rPr>
-        <w:t xml:space="preserve"> </w:t>
+      <w:proofErr w:type="gramStart"/>
+      <w:r>
+        <w:rPr>
+          <w:rFonts w:ascii="Times New Roman" w:hAnsi="Times New Roman" w:cs="Times New Roman"/>
+          <w:sz w:val="32"/>
+          <w:szCs w:val="32"/>
+        </w:rPr>
+        <w:t>quick</w:t>
+      </w:r>
+      <w:proofErr w:type="gramEnd"/>
+      <w:r>
+        <w:rPr>
+          <w:rFonts w:ascii="Times New Roman" w:hAnsi="Times New Roman" w:cs="Times New Roman"/>
+          <w:sz w:val="32"/>
+          <w:szCs w:val="32"/>
+        </w:rPr>
+        <w:t xml:space="preserve">, so this system should be capable for the task demand by MiniProject </w:t>
       </w:r>
       <w:r>
         <w:rPr>

--- a/miniproject3/Report for miniproject 3.docx
+++ b/miniproject3/Report for miniproject 3.docx
@@ -1208,12 +1208,14 @@
                 <w:rFonts w:ascii="Times New Roman" w:hAnsi="Times New Roman" w:cs="Times New Roman"/>
               </w:rPr>
             </w:pPr>
+            <w:proofErr w:type="spellStart"/>
             <w:r>
               <w:rPr>
                 <w:rFonts w:ascii="Times New Roman" w:hAnsi="Times New Roman" w:cs="Times New Roman"/>
               </w:rPr>
               <w:t>TimeTable</w:t>
             </w:r>
+            <w:proofErr w:type="spellEnd"/>
           </w:p>
         </w:tc>
         <w:tc>
@@ -1512,7 +1514,7 @@
         </w:rPr>
         <w:t xml:space="preserve"> The medium used in this system is </w:t>
       </w:r>
-      <w:proofErr w:type="gramStart"/>
+      <w:proofErr w:type="spellStart"/>
       <w:r>
         <w:rPr>
           <w:rFonts w:ascii="Times New Roman" w:hAnsi="Times New Roman" w:cs="Times New Roman"/>
@@ -1521,7 +1523,7 @@
         </w:rPr>
         <w:t>Modelica.Media.Water.StandardWater</w:t>
       </w:r>
-      <w:proofErr w:type="gramEnd"/>
+      <w:proofErr w:type="spellEnd"/>
     </w:p>
     <w:p>
       <w:pPr>
@@ -1809,7 +1811,25 @@
           <w:sz w:val="28"/>
           <w:szCs w:val="28"/>
         </w:rPr>
-        <w:t xml:space="preserve"> the loss may apply for the water, this model set the head_nominal to </w:t>
+        <w:t xml:space="preserve"> the loss may apply for the water, this model set the </w:t>
+      </w:r>
+      <w:proofErr w:type="spellStart"/>
+      <w:r>
+        <w:rPr>
+          <w:rFonts w:ascii="Times New Roman" w:hAnsi="Times New Roman" w:cs="Times New Roman"/>
+          <w:sz w:val="28"/>
+          <w:szCs w:val="28"/>
+        </w:rPr>
+        <w:t>head_nominal</w:t>
+      </w:r>
+      <w:proofErr w:type="spellEnd"/>
+      <w:r>
+        <w:rPr>
+          <w:rFonts w:ascii="Times New Roman" w:hAnsi="Times New Roman" w:cs="Times New Roman"/>
+          <w:sz w:val="28"/>
+          <w:szCs w:val="28"/>
+        </w:rPr>
+        <w:t xml:space="preserve"> to </w:t>
       </w:r>
       <w:r>
         <w:rPr>
@@ -2043,25 +2063,7 @@
           <w:sz w:val="32"/>
           <w:szCs w:val="32"/>
         </w:rPr>
-        <w:t xml:space="preserve"> 50 mm </w:t>
-      </w:r>
-      <w:proofErr w:type="gramStart"/>
-      <w:r>
-        <w:rPr>
-          <w:rFonts w:ascii="Times New Roman" w:hAnsi="Times New Roman" w:cs="Times New Roman"/>
-          <w:sz w:val="32"/>
-          <w:szCs w:val="32"/>
-        </w:rPr>
-        <w:t>as</w:t>
-      </w:r>
-      <w:proofErr w:type="gramEnd"/>
-      <w:r>
-        <w:rPr>
-          <w:rFonts w:ascii="Times New Roman" w:hAnsi="Times New Roman" w:cs="Times New Roman"/>
-          <w:sz w:val="32"/>
-          <w:szCs w:val="32"/>
-        </w:rPr>
-        <w:t xml:space="preserve"> diameter. The height here, as per request by assignment, is set to </w:t>
+        <w:t xml:space="preserve"> 50 mm as diameter. The height here, as per request by assignment, is set to </w:t>
       </w:r>
       <w:r>
         <w:rPr>
@@ -2445,7 +2447,6 @@
         </w:rPr>
         <w:t xml:space="preserve"> (10% of the total volume</w:t>
       </w:r>
-      <w:proofErr w:type="gramStart"/>
       <w:r>
         <w:rPr>
           <w:rFonts w:ascii="Times New Roman" w:hAnsi="Times New Roman" w:cs="Times New Roman"/>
@@ -2460,25 +2461,8 @@
           <w:sz w:val="32"/>
           <w:szCs w:val="32"/>
         </w:rPr>
-        <w:t>,</w:t>
-      </w:r>
-      <w:r>
-        <w:rPr>
-          <w:rFonts w:ascii="Times New Roman" w:hAnsi="Times New Roman" w:cs="Times New Roman"/>
-          <w:sz w:val="32"/>
-          <w:szCs w:val="32"/>
-        </w:rPr>
-        <w:t xml:space="preserve"> </w:t>
-      </w:r>
-      <w:r>
-        <w:rPr>
-          <w:rFonts w:ascii="Times New Roman" w:hAnsi="Times New Roman" w:cs="Times New Roman"/>
-          <w:sz w:val="32"/>
-          <w:szCs w:val="32"/>
-        </w:rPr>
-        <w:t>and</w:t>
-      </w:r>
-      <w:proofErr w:type="gramEnd"/>
+        <w:t xml:space="preserve"> and</w:t>
+      </w:r>
       <w:r>
         <w:rPr>
           <w:rFonts w:ascii="Times New Roman" w:hAnsi="Times New Roman" w:cs="Times New Roman"/>
@@ -2543,16 +2527,7 @@
           <w:sz w:val="28"/>
           <w:szCs w:val="28"/>
         </w:rPr>
-        <w:t>(95% of the total volume</w:t>
-      </w:r>
-      <w:proofErr w:type="gramStart"/>
-      <w:r>
-        <w:rPr>
-          <w:rFonts w:ascii="Times New Roman" w:hAnsi="Times New Roman" w:cs="Times New Roman"/>
-          <w:sz w:val="28"/>
-          <w:szCs w:val="28"/>
-        </w:rPr>
-        <w:t>)</w:t>
+        <w:t>(95% of the total volume)</w:t>
       </w:r>
       <w:r>
         <w:rPr>
@@ -2568,16 +2543,7 @@
           <w:sz w:val="32"/>
           <w:szCs w:val="32"/>
         </w:rPr>
-        <w:t>this</w:t>
-      </w:r>
-      <w:proofErr w:type="gramEnd"/>
-      <w:r>
-        <w:rPr>
-          <w:rFonts w:ascii="Times New Roman" w:hAnsi="Times New Roman" w:cs="Times New Roman"/>
-          <w:sz w:val="32"/>
-          <w:szCs w:val="32"/>
-        </w:rPr>
-        <w:t xml:space="preserve"> is realized by combination of </w:t>
+        <w:t xml:space="preserve">this is realized by combination of </w:t>
       </w:r>
       <w:r>
         <w:rPr>
@@ -3042,18 +3008,8 @@
           <w:sz w:val="32"/>
           <w:szCs w:val="32"/>
         </w:rPr>
-        <w:t xml:space="preserve">ser 1’s peak load occurs </w:t>
-      </w:r>
-      <w:proofErr w:type="gramStart"/>
-      <w:r>
-        <w:rPr>
-          <w:rFonts w:ascii="Times New Roman" w:hAnsi="Times New Roman" w:cs="Times New Roman"/>
-          <w:sz w:val="32"/>
-          <w:szCs w:val="32"/>
-        </w:rPr>
-        <w:t>in</w:t>
-      </w:r>
-      <w:proofErr w:type="gramEnd"/>
+        <w:t>ser 1’s peak load occurs in</w:t>
+      </w:r>
       <w:r>
         <w:rPr>
           <w:rFonts w:ascii="Times New Roman" w:hAnsi="Times New Roman" w:cs="Times New Roman"/>
@@ -3116,18 +3072,104 @@
           <w:sz w:val="32"/>
           <w:szCs w:val="32"/>
         </w:rPr>
-        <w:t xml:space="preserve">user 2’s peak load occurs </w:t>
-      </w:r>
-      <w:proofErr w:type="gramStart"/>
-      <w:r>
-        <w:rPr>
-          <w:rFonts w:ascii="Times New Roman" w:hAnsi="Times New Roman" w:cs="Times New Roman"/>
-          <w:sz w:val="32"/>
-          <w:szCs w:val="32"/>
-        </w:rPr>
-        <w:t>in</w:t>
-      </w:r>
-      <w:proofErr w:type="gramEnd"/>
+        <w:t xml:space="preserve">user 2’s peak load occurs in </w:t>
+      </w:r>
+      <w:r>
+        <w:rPr>
+          <w:rFonts w:ascii="Times New Roman" w:hAnsi="Times New Roman" w:cs="Times New Roman"/>
+          <w:sz w:val="32"/>
+          <w:szCs w:val="32"/>
+        </w:rPr>
+        <w:t>12 am</w:t>
+      </w:r>
+      <w:r>
+        <w:rPr>
+          <w:rFonts w:ascii="Times New Roman" w:hAnsi="Times New Roman" w:cs="Times New Roman"/>
+          <w:sz w:val="32"/>
+          <w:szCs w:val="32"/>
+        </w:rPr>
+        <w:t xml:space="preserve">, this profile is for </w:t>
+      </w:r>
+      <w:r>
+        <w:rPr>
+          <w:rFonts w:ascii="Times New Roman" w:hAnsi="Times New Roman" w:cs="Times New Roman"/>
+          <w:sz w:val="32"/>
+          <w:szCs w:val="32"/>
+        </w:rPr>
+        <w:t>families who</w:t>
+      </w:r>
+      <w:r>
+        <w:rPr>
+          <w:rFonts w:ascii="Times New Roman" w:hAnsi="Times New Roman" w:cs="Times New Roman"/>
+          <w:sz w:val="32"/>
+          <w:szCs w:val="32"/>
+        </w:rPr>
+        <w:t xml:space="preserve"> may hav</w:t>
+      </w:r>
+      <w:r>
+        <w:rPr>
+          <w:rFonts w:ascii="Times New Roman" w:hAnsi="Times New Roman" w:cs="Times New Roman"/>
+          <w:sz w:val="32"/>
+          <w:szCs w:val="32"/>
+        </w:rPr>
+        <w:t>e to cook for their lunch</w:t>
+      </w:r>
+      <w:r>
+        <w:rPr>
+          <w:rFonts w:ascii="Times New Roman" w:hAnsi="Times New Roman" w:cs="Times New Roman"/>
+          <w:sz w:val="32"/>
+          <w:szCs w:val="32"/>
+        </w:rPr>
+        <w:t>. These profile</w:t>
+      </w:r>
+      <w:r>
+        <w:rPr>
+          <w:rFonts w:ascii="Times New Roman" w:hAnsi="Times New Roman" w:cs="Times New Roman"/>
+          <w:sz w:val="32"/>
+          <w:szCs w:val="32"/>
+        </w:rPr>
+        <w:t>s</w:t>
+      </w:r>
+      <w:r>
+        <w:rPr>
+          <w:rFonts w:ascii="Times New Roman" w:hAnsi="Times New Roman" w:cs="Times New Roman"/>
+          <w:sz w:val="32"/>
+          <w:szCs w:val="32"/>
+        </w:rPr>
+        <w:t xml:space="preserve"> cover</w:t>
+      </w:r>
+      <w:r>
+        <w:rPr>
+          <w:rFonts w:ascii="Times New Roman" w:hAnsi="Times New Roman" w:cs="Times New Roman"/>
+          <w:sz w:val="32"/>
+          <w:szCs w:val="32"/>
+        </w:rPr>
+        <w:t xml:space="preserve"> two </w:t>
+      </w:r>
+      <w:r>
+        <w:rPr>
+          <w:rFonts w:ascii="Times New Roman" w:hAnsi="Times New Roman" w:cs="Times New Roman"/>
+          <w:sz w:val="32"/>
+          <w:szCs w:val="32"/>
+        </w:rPr>
+        <w:t>kinds</w:t>
+      </w:r>
+      <w:r>
+        <w:rPr>
+          <w:rFonts w:ascii="Times New Roman" w:hAnsi="Times New Roman" w:cs="Times New Roman"/>
+          <w:sz w:val="32"/>
+          <w:szCs w:val="32"/>
+        </w:rPr>
+        <w:t xml:space="preserve"> of </w:t>
+      </w:r>
+      <w:r>
+        <w:rPr>
+          <w:rFonts w:ascii="Times New Roman" w:hAnsi="Times New Roman" w:cs="Times New Roman"/>
+          <w:sz w:val="32"/>
+          <w:szCs w:val="32"/>
+        </w:rPr>
+        <w:t>typical</w:t>
+      </w:r>
       <w:r>
         <w:rPr>
           <w:rFonts w:ascii="Times New Roman" w:hAnsi="Times New Roman" w:cs="Times New Roman"/>
@@ -3142,114 +3184,8 @@
           <w:sz w:val="32"/>
           <w:szCs w:val="32"/>
         </w:rPr>
-        <w:t>12 am</w:t>
-      </w:r>
-      <w:r>
-        <w:rPr>
-          <w:rFonts w:ascii="Times New Roman" w:hAnsi="Times New Roman" w:cs="Times New Roman"/>
-          <w:sz w:val="32"/>
-          <w:szCs w:val="32"/>
-        </w:rPr>
-        <w:t xml:space="preserve">, this profile is for </w:t>
-      </w:r>
-      <w:r>
-        <w:rPr>
-          <w:rFonts w:ascii="Times New Roman" w:hAnsi="Times New Roman" w:cs="Times New Roman"/>
-          <w:sz w:val="32"/>
-          <w:szCs w:val="32"/>
-        </w:rPr>
-        <w:t>families who</w:t>
-      </w:r>
-      <w:r>
-        <w:rPr>
-          <w:rFonts w:ascii="Times New Roman" w:hAnsi="Times New Roman" w:cs="Times New Roman"/>
-          <w:sz w:val="32"/>
-          <w:szCs w:val="32"/>
-        </w:rPr>
-        <w:t xml:space="preserve"> may hav</w:t>
-      </w:r>
-      <w:r>
-        <w:rPr>
-          <w:rFonts w:ascii="Times New Roman" w:hAnsi="Times New Roman" w:cs="Times New Roman"/>
-          <w:sz w:val="32"/>
-          <w:szCs w:val="32"/>
-        </w:rPr>
-        <w:t>e to cook for their lunch</w:t>
-      </w:r>
-      <w:r>
-        <w:rPr>
-          <w:rFonts w:ascii="Times New Roman" w:hAnsi="Times New Roman" w:cs="Times New Roman"/>
-          <w:sz w:val="32"/>
-          <w:szCs w:val="32"/>
-        </w:rPr>
-        <w:t>. These profile</w:t>
-      </w:r>
-      <w:r>
-        <w:rPr>
-          <w:rFonts w:ascii="Times New Roman" w:hAnsi="Times New Roman" w:cs="Times New Roman"/>
-          <w:sz w:val="32"/>
-          <w:szCs w:val="32"/>
-        </w:rPr>
-        <w:t>s</w:t>
-      </w:r>
-      <w:r>
-        <w:rPr>
-          <w:rFonts w:ascii="Times New Roman" w:hAnsi="Times New Roman" w:cs="Times New Roman"/>
-          <w:sz w:val="32"/>
-          <w:szCs w:val="32"/>
-        </w:rPr>
-        <w:t xml:space="preserve"> cover</w:t>
-      </w:r>
-      <w:r>
-        <w:rPr>
-          <w:rFonts w:ascii="Times New Roman" w:hAnsi="Times New Roman" w:cs="Times New Roman"/>
-          <w:sz w:val="32"/>
-          <w:szCs w:val="32"/>
-        </w:rPr>
-        <w:t xml:space="preserve"> two </w:t>
-      </w:r>
-      <w:r>
-        <w:rPr>
-          <w:rFonts w:ascii="Times New Roman" w:hAnsi="Times New Roman" w:cs="Times New Roman"/>
-          <w:sz w:val="32"/>
-          <w:szCs w:val="32"/>
-        </w:rPr>
-        <w:t>kinds</w:t>
-      </w:r>
-      <w:r>
-        <w:rPr>
-          <w:rFonts w:ascii="Times New Roman" w:hAnsi="Times New Roman" w:cs="Times New Roman"/>
-          <w:sz w:val="32"/>
-          <w:szCs w:val="32"/>
-        </w:rPr>
-        <w:t xml:space="preserve"> of </w:t>
-      </w:r>
-      <w:r>
-        <w:rPr>
-          <w:rFonts w:ascii="Times New Roman" w:hAnsi="Times New Roman" w:cs="Times New Roman"/>
-          <w:sz w:val="32"/>
-          <w:szCs w:val="32"/>
-        </w:rPr>
-        <w:t>typical</w:t>
-      </w:r>
-      <w:r>
-        <w:rPr>
-          <w:rFonts w:ascii="Times New Roman" w:hAnsi="Times New Roman" w:cs="Times New Roman"/>
-          <w:sz w:val="32"/>
-          <w:szCs w:val="32"/>
-        </w:rPr>
-        <w:t xml:space="preserve"> </w:t>
-      </w:r>
-      <w:proofErr w:type="gramStart"/>
-      <w:r>
-        <w:rPr>
-          <w:rFonts w:ascii="Times New Roman" w:hAnsi="Times New Roman" w:cs="Times New Roman"/>
-          <w:sz w:val="32"/>
-          <w:szCs w:val="32"/>
-        </w:rPr>
         <w:t>demand</w:t>
       </w:r>
-      <w:proofErr w:type="gramEnd"/>
       <w:r>
         <w:rPr>
           <w:rFonts w:ascii="Times New Roman" w:hAnsi="Times New Roman" w:cs="Times New Roman"/>
@@ -3439,25 +3375,7 @@
           <w:sz w:val="32"/>
           <w:szCs w:val="32"/>
         </w:rPr>
-        <w:t xml:space="preserve">From these result </w:t>
-      </w:r>
-      <w:proofErr w:type="gramStart"/>
-      <w:r>
-        <w:rPr>
-          <w:rFonts w:ascii="Times New Roman" w:hAnsi="Times New Roman" w:cs="Times New Roman"/>
-          <w:sz w:val="32"/>
-          <w:szCs w:val="32"/>
-        </w:rPr>
-        <w:t>graph</w:t>
-      </w:r>
-      <w:proofErr w:type="gramEnd"/>
-      <w:r>
-        <w:rPr>
-          <w:rFonts w:ascii="Times New Roman" w:hAnsi="Times New Roman" w:cs="Times New Roman"/>
-          <w:sz w:val="32"/>
-          <w:szCs w:val="32"/>
-        </w:rPr>
-        <w:t xml:space="preserve">, we can also find that </w:t>
+        <w:t xml:space="preserve">From these result graph, we can also find that </w:t>
       </w:r>
       <w:r>
         <w:rPr>
@@ -3467,34 +3385,14 @@
         </w:rPr>
         <w:t xml:space="preserve">when facing a load peak, it takes a little bit longer for system to </w:t>
       </w:r>
-      <w:proofErr w:type="gramStart"/>
-      <w:r>
-        <w:rPr>
-          <w:rFonts w:ascii="Times New Roman" w:hAnsi="Times New Roman" w:cs="Times New Roman"/>
-          <w:sz w:val="32"/>
-          <w:szCs w:val="32"/>
-        </w:rPr>
-        <w:t>raising</w:t>
-      </w:r>
-      <w:proofErr w:type="gramEnd"/>
-      <w:r>
-        <w:rPr>
-          <w:rFonts w:ascii="Times New Roman" w:hAnsi="Times New Roman" w:cs="Times New Roman"/>
-          <w:sz w:val="32"/>
-          <w:szCs w:val="32"/>
-        </w:rPr>
-        <w:t xml:space="preserve"> the volume in water tank. </w:t>
-      </w:r>
-      <w:proofErr w:type="gramStart"/>
-      <w:r>
-        <w:rPr>
-          <w:rFonts w:ascii="Times New Roman" w:hAnsi="Times New Roman" w:cs="Times New Roman"/>
-          <w:sz w:val="32"/>
-          <w:szCs w:val="32"/>
-        </w:rPr>
-        <w:t>Overall</w:t>
-      </w:r>
-      <w:proofErr w:type="gramEnd"/>
+      <w:r>
+        <w:rPr>
+          <w:rFonts w:ascii="Times New Roman" w:hAnsi="Times New Roman" w:cs="Times New Roman"/>
+          <w:sz w:val="32"/>
+          <w:szCs w:val="32"/>
+        </w:rPr>
+        <w:t>raising the volume in water tank. Overall</w:t>
+      </w:r>
       <w:r>
         <w:rPr>
           <w:rFonts w:ascii="Times New Roman" w:hAnsi="Times New Roman" w:cs="Times New Roman"/>
@@ -3509,25 +3407,7 @@
           <w:sz w:val="32"/>
           <w:szCs w:val="32"/>
         </w:rPr>
-        <w:t xml:space="preserve">still </w:t>
-      </w:r>
-      <w:proofErr w:type="gramStart"/>
-      <w:r>
-        <w:rPr>
-          <w:rFonts w:ascii="Times New Roman" w:hAnsi="Times New Roman" w:cs="Times New Roman"/>
-          <w:sz w:val="32"/>
-          <w:szCs w:val="32"/>
-        </w:rPr>
-        <w:t>bounce</w:t>
-      </w:r>
-      <w:proofErr w:type="gramEnd"/>
-      <w:r>
-        <w:rPr>
-          <w:rFonts w:ascii="Times New Roman" w:hAnsi="Times New Roman" w:cs="Times New Roman"/>
-          <w:sz w:val="32"/>
-          <w:szCs w:val="32"/>
-        </w:rPr>
-        <w:t xml:space="preserve"> back </w:t>
+        <w:t xml:space="preserve">still bounce back </w:t>
       </w:r>
       <w:r>
         <w:rPr>
@@ -3537,23 +3417,31 @@
         </w:rPr>
         <w:t xml:space="preserve">rather </w:t>
       </w:r>
-      <w:proofErr w:type="gramStart"/>
-      <w:r>
-        <w:rPr>
-          <w:rFonts w:ascii="Times New Roman" w:hAnsi="Times New Roman" w:cs="Times New Roman"/>
-          <w:sz w:val="32"/>
-          <w:szCs w:val="32"/>
-        </w:rPr>
-        <w:t>quick</w:t>
-      </w:r>
-      <w:proofErr w:type="gramEnd"/>
-      <w:r>
-        <w:rPr>
-          <w:rFonts w:ascii="Times New Roman" w:hAnsi="Times New Roman" w:cs="Times New Roman"/>
-          <w:sz w:val="32"/>
-          <w:szCs w:val="32"/>
-        </w:rPr>
-        <w:t xml:space="preserve">, so this system should be capable for the task demand by MiniProject </w:t>
+      <w:r>
+        <w:rPr>
+          <w:rFonts w:ascii="Times New Roman" w:hAnsi="Times New Roman" w:cs="Times New Roman"/>
+          <w:sz w:val="32"/>
+          <w:szCs w:val="32"/>
+        </w:rPr>
+        <w:t xml:space="preserve">quick, so this system should be capable for the task demand by </w:t>
+      </w:r>
+      <w:proofErr w:type="spellStart"/>
+      <w:r>
+        <w:rPr>
+          <w:rFonts w:ascii="Times New Roman" w:hAnsi="Times New Roman" w:cs="Times New Roman"/>
+          <w:sz w:val="32"/>
+          <w:szCs w:val="32"/>
+        </w:rPr>
+        <w:t>MiniProject</w:t>
+      </w:r>
+      <w:proofErr w:type="spellEnd"/>
+      <w:r>
+        <w:rPr>
+          <w:rFonts w:ascii="Times New Roman" w:hAnsi="Times New Roman" w:cs="Times New Roman"/>
+          <w:sz w:val="32"/>
+          <w:szCs w:val="32"/>
+        </w:rPr>
+        <w:t xml:space="preserve"> </w:t>
       </w:r>
       <w:r>
         <w:rPr>

--- a/miniproject3/Report for miniproject 3.docx
+++ b/miniproject3/Report for miniproject 3.docx
@@ -49,7 +49,7 @@
           <w:sz w:val="40"/>
           <w:szCs w:val="40"/>
         </w:rPr>
-        <w:t>3</w:t>
+        <w:t>2</w:t>
       </w:r>
     </w:p>
     <w:p>
@@ -2445,31 +2445,31 @@
           <w:sz w:val="28"/>
           <w:szCs w:val="28"/>
         </w:rPr>
-        <w:t xml:space="preserve"> (10% of the total volume</w:t>
-      </w:r>
-      <w:r>
-        <w:rPr>
-          <w:rFonts w:ascii="Times New Roman" w:hAnsi="Times New Roman" w:cs="Times New Roman"/>
-          <w:sz w:val="28"/>
-          <w:szCs w:val="28"/>
-        </w:rPr>
-        <w:t>)</w:t>
-      </w:r>
-      <w:r>
-        <w:rPr>
-          <w:rFonts w:ascii="Times New Roman" w:hAnsi="Times New Roman" w:cs="Times New Roman"/>
-          <w:sz w:val="32"/>
-          <w:szCs w:val="32"/>
-        </w:rPr>
-        <w:t xml:space="preserve"> and</w:t>
-      </w:r>
-      <w:r>
-        <w:rPr>
-          <w:rFonts w:ascii="Times New Roman" w:hAnsi="Times New Roman" w:cs="Times New Roman"/>
-          <w:sz w:val="32"/>
-          <w:szCs w:val="32"/>
-        </w:rPr>
-        <w:t xml:space="preserve"> will stop pumping water when volume is greater than </w:t>
+        <w:t xml:space="preserve"> (10% of the total volume)</w:t>
+      </w:r>
+      <w:r>
+        <w:rPr>
+          <w:rFonts w:ascii="Times New Roman" w:hAnsi="Times New Roman" w:cs="Times New Roman"/>
+          <w:sz w:val="32"/>
+          <w:szCs w:val="32"/>
+        </w:rPr>
+        <w:t>,</w:t>
+      </w:r>
+      <w:r>
+        <w:rPr>
+          <w:rFonts w:ascii="Times New Roman" w:hAnsi="Times New Roman" w:cs="Times New Roman"/>
+          <w:sz w:val="32"/>
+          <w:szCs w:val="32"/>
+        </w:rPr>
+        <w:t xml:space="preserve"> </w:t>
+      </w:r>
+      <w:r>
+        <w:rPr>
+          <w:rFonts w:ascii="Times New Roman" w:hAnsi="Times New Roman" w:cs="Times New Roman"/>
+          <w:sz w:val="32"/>
+          <w:szCs w:val="32"/>
+        </w:rPr>
+        <w:t xml:space="preserve">and will stop pumping water when volume is greater than </w:t>
       </w:r>
       <w:r>
         <w:rPr>
